--- a/Resume_RU_1.docx
+++ b/Resume_RU_1.docx
@@ -571,7 +571,7 @@
           <w:color w:val="1F3B57"/>
           <w:sz w:val="22"/>
         </w:rPr>
-        <w:t>AI Clava Platform  —  Software Engineer (Распределенные микросервисы и AI-инженерия)</w:t>
+        <w:t>AI Assistant Klawa  —  Software Engineer (Распределенные микросервисы и AI-инженерия)</w:t>
       </w:r>
     </w:p>
     <w:p>

--- a/Resume_RU_1.docx
+++ b/Resume_RU_1.docx
@@ -4,13 +4,13 @@
   <w:body>
     <w:p>
       <w:pPr>
-        <w:spacing w:before="0" w:after="20"/>
+        <w:spacing w:after="20"/>
       </w:pPr>
       <w:r>
         <w:rPr>
           <w:rFonts w:ascii="Calibri" w:hAnsi="Calibri"/>
           <w:b/>
-          <w:color w:val="1F3B57"/>
+          <w:color w:val="1A3650"/>
           <w:sz w:val="40"/>
         </w:rPr>
         <w:t>Мирослав Писарик</w:t>
@@ -18,39 +18,39 @@
     </w:p>
     <w:p>
       <w:pPr>
-        <w:spacing w:before="0" w:after="60"/>
+        <w:spacing w:after="60"/>
       </w:pPr>
       <w:r>
         <w:rPr>
           <w:rFonts w:ascii="Calibri" w:hAnsi="Calibri"/>
           <w:b/>
-          <w:color w:val="44546A"/>
+          <w:color w:val="3D4F65"/>
           <w:sz w:val="24"/>
         </w:rPr>
-        <w:t>Java / Spring Boot Backend-разработчик  |  Распределенные микросервисы и AI-системы</w:t>
+        <w:t>Java / Spring Boot Backend-разработчик  |  1+ год коммерческого опыта</w:t>
       </w:r>
     </w:p>
     <w:p>
       <w:pPr>
-        <w:spacing w:before="0" w:after="30"/>
+        <w:spacing w:after="30"/>
       </w:pPr>
       <w:r>
         <w:rPr>
           <w:rFonts w:ascii="Calibri" w:hAnsi="Calibri"/>
-          <w:color w:val="44546A"/>
+          <w:color w:val="3D4F65"/>
           <w:sz w:val="19"/>
         </w:rPr>
-        <w:t>bhasdgjkg5@gmail.com   |   +375 29 749-77-19   |   Telegram: @yxxtg   |   Минск (UTC+3)</w:t>
+        <w:t>bhasdgjkg5@gmail.com   |   +375 29 749-77-19   |   Telegram: @yxxtg   |   Минск, Беларусь</w:t>
       </w:r>
     </w:p>
     <w:p>
       <w:pPr>
-        <w:spacing w:before="0" w:after="120"/>
+        <w:spacing w:after="120"/>
       </w:pPr>
       <w:r>
         <w:rPr>
           <w:rFonts w:ascii="Calibri" w:hAnsi="Calibri"/>
-          <w:color w:val="44546A"/>
+          <w:color w:val="3D4F65"/>
           <w:sz w:val="19"/>
         </w:rPr>
         <w:t xml:space="preserve">github.com/CHIKOJgg   |   linkedin.com/in/miroslav-pisaryk-953490261   |   </w:t>
@@ -59,70 +59,70 @@
         <w:rPr>
           <w:rFonts w:ascii="Calibri" w:hAnsi="Calibri"/>
           <w:b/>
-          <w:color w:val="0E7090"/>
+          <w:color w:val="0D6E8E"/>
           <w:sz w:val="19"/>
         </w:rPr>
-        <w:t>100% Удаленная работа  |  Открыт к B2B / Валютным контрактам (USD / EUR)</w:t>
+        <w:t>Открыт к удалённой работе (B2B / Валюта / Офис)</w:t>
       </w:r>
     </w:p>
     <w:p>
       <w:pPr>
         <w:keepNext/>
-        <w:spacing w:before="150" w:after="40"/>
+        <w:spacing w:before="200" w:after="60"/>
         <w:pBdr>
-          <w:bottom w:val="single" w:sz="6" w:space="2" w:color="1F3B57"/>
+          <w:bottom w:val="single" w:sz="5" w:space="2" w:color="1A3650"/>
         </w:pBdr>
       </w:pPr>
       <w:r>
         <w:rPr>
           <w:rFonts w:ascii="Calibri" w:hAnsi="Calibri"/>
           <w:b/>
-          <w:color w:val="1F3B57"/>
+          <w:color w:val="1A3650"/>
           <w:sz w:val="23"/>
         </w:rPr>
-        <w:t>О СЕБЕ / ПРОФЕССИОНАЛЬНЫЙ ПРОФИЛЬ</w:t>
+        <w:t>О СЕБЕ</w:t>
       </w:r>
     </w:p>
     <w:p>
       <w:pPr>
-        <w:spacing w:before="20" w:after="80" w:line="269" w:lineRule="auto"/>
+        <w:spacing w:after="80" w:line="269" w:lineRule="auto"/>
       </w:pPr>
       <w:r>
         <w:rPr>
           <w:rFonts w:ascii="Calibri" w:hAnsi="Calibri"/>
-          <w:color w:val="222222"/>
+          <w:color w:val="1E1E1E"/>
           <w:sz w:val="19"/>
         </w:rPr>
-        <w:t>Backend-инженер, специализирующийся на проектировании распределенных систем, событийных микросервисов и AI-интеграций на стеке Java 21/25 и Spring Boot 3/4. Практический опыт разработки высоконагруженного транзакционного бэкенда (потокобезопасный in-memory matching engine заявок, real-time стриминг стакана по WebSocket, Redis-кэширование) и проектирования автономной микросервисной платформы с Spring AI, Keycloak 26 (OAuth2/OIDC), RabbitMQ и PostgreSQL 17 + pgvector RAG. 100% изоляция интеграционных тестов в Testcontainers. Английский язык — C1 Advanced; готов к международному B2B-сотрудничеству на полную занятость.</w:t>
+        <w:t>Backend-инженер с 1+ годом коммерческого опыта проектирования отказоустойчивых серверных систем на Java 21/25 и Spring Boot 3/4. Специализация: транзакционные FinTech-системы, real-time стриминг (WebSocket STOMP, Redis), событийные микросервисы (RabbitMQ, Multi-Module Monorepo), AI-интеграции со Spring AI, Keycloak 26 и PostgreSQL 17 + pgvector RAG. 100% изоляция интеграционных тестов Testcontainers. Английский C1 Advanced.</w:t>
       </w:r>
     </w:p>
     <w:p>
       <w:pPr>
         <w:keepNext/>
-        <w:spacing w:before="150" w:after="40"/>
+        <w:spacing w:before="200" w:after="60"/>
         <w:pBdr>
-          <w:bottom w:val="single" w:sz="6" w:space="2" w:color="1F3B57"/>
+          <w:bottom w:val="single" w:sz="5" w:space="2" w:color="1A3650"/>
         </w:pBdr>
       </w:pPr>
       <w:r>
         <w:rPr>
           <w:rFonts w:ascii="Calibri" w:hAnsi="Calibri"/>
           <w:b/>
-          <w:color w:val="1F3B57"/>
+          <w:color w:val="1A3650"/>
           <w:sz w:val="23"/>
         </w:rPr>
-        <w:t>НАВЫКИ И ТЕХНОЛОГИЧЕСКИЙ СТЕК</w:t>
+        <w:t>НАВЫКИ И ТЕХНОЛОГИИ</w:t>
       </w:r>
     </w:p>
     <w:p>
       <w:pPr>
-        <w:spacing w:before="0" w:after="40" w:line="264" w:lineRule="auto"/>
+        <w:spacing w:before="0" w:after="30" w:line="264" w:lineRule="auto"/>
       </w:pPr>
       <w:r>
         <w:rPr>
           <w:rFonts w:ascii="Calibri" w:hAnsi="Calibri"/>
           <w:b/>
-          <w:color w:val="1F3B57"/>
+          <w:color w:val="1A3650"/>
           <w:sz w:val="19"/>
         </w:rPr>
         <w:t xml:space="preserve">Языки и Core:  </w:t>
@@ -130,65 +130,65 @@
       <w:r>
         <w:rPr>
           <w:rFonts w:ascii="Calibri" w:hAnsi="Calibri"/>
-          <w:color w:val="222222"/>
+          <w:color w:val="1E1E1E"/>
           <w:sz w:val="19"/>
         </w:rPr>
-        <w:t>Java (17, 21, 25), SQL, Многопоточность (Virtual Threads / Loom, synchronized, volatile, CompletableFuture, ConcurrentHashMap), Stream API, Generics, ООП</w:t>
+        <w:t>Java (17, 21, 25), SQL, Многопоточность (Virtual Threads / Loom, ReentrantLock, CompletableFuture, ConcurrentHashMap), Stream API, Generics, ООП/SOLID</w:t>
       </w:r>
     </w:p>
     <w:p>
       <w:pPr>
-        <w:spacing w:before="0" w:after="40" w:line="264" w:lineRule="auto"/>
+        <w:spacing w:before="0" w:after="30" w:line="264" w:lineRule="auto"/>
       </w:pPr>
       <w:r>
         <w:rPr>
           <w:rFonts w:ascii="Calibri" w:hAnsi="Calibri"/>
           <w:b/>
-          <w:color w:val="1F3B57"/>
+          <w:color w:val="1A3650"/>
           <w:sz w:val="19"/>
         </w:rPr>
-        <w:t xml:space="preserve">Микросервисы и фреймворки:  </w:t>
+        <w:t xml:space="preserve">Фреймворки:  </w:t>
       </w:r>
       <w:r>
         <w:rPr>
           <w:rFonts w:ascii="Calibri" w:hAnsi="Calibri"/>
-          <w:color w:val="222222"/>
+          <w:color w:val="1E1E1E"/>
           <w:sz w:val="19"/>
         </w:rPr>
-        <w:t>Spring Boot 3.4, Spring AI, Spring Cloud OpenFeign, Spring Data JPA / Hibernate, Spring Security, WebSocket (STOMP), Resilience4j, Bucket4j, MapStruct, Lombok</w:t>
+        <w:t>Spring Boot 3/4, Spring AI 1.0, Spring Cloud OpenFeign, Spring Data JPA / Hibernate, Spring Security (OAuth2 Resource Server), WebSocket (STOMP), Resilience4j, Bucket4j, MapStruct</w:t>
       </w:r>
     </w:p>
     <w:p>
       <w:pPr>
-        <w:spacing w:before="0" w:after="40" w:line="264" w:lineRule="auto"/>
+        <w:spacing w:before="0" w:after="30" w:line="264" w:lineRule="auto"/>
       </w:pPr>
       <w:r>
         <w:rPr>
           <w:rFonts w:ascii="Calibri" w:hAnsi="Calibri"/>
           <w:b/>
-          <w:color w:val="1F3B57"/>
+          <w:color w:val="1A3650"/>
           <w:sz w:val="19"/>
         </w:rPr>
-        <w:t xml:space="preserve">IAM и Безопасность:  </w:t>
+        <w:t xml:space="preserve">IAM и безопасность:  </w:t>
       </w:r>
       <w:r>
         <w:rPr>
           <w:rFonts w:ascii="Calibri" w:hAnsi="Calibri"/>
-          <w:color w:val="222222"/>
+          <w:color w:val="1E1E1E"/>
           <w:sz w:val="19"/>
         </w:rPr>
-        <w:t>Keycloak 26 (OAuth2 Resource Server, OIDC, PKCE, валидация подписи JWT по JWKS, JIT User Provisioning, TokenRelayInterceptor)</w:t>
+        <w:t>Keycloak 26 (OIDC, OAuth2 Authorization Code + PKCE, верификация JWT через JWKS, маппинг ролей Realm, JIT Provisioning, TokenRelayInterceptor)</w:t>
       </w:r>
     </w:p>
     <w:p>
       <w:pPr>
-        <w:spacing w:before="0" w:after="40" w:line="264" w:lineRule="auto"/>
+        <w:spacing w:before="0" w:after="30" w:line="264" w:lineRule="auto"/>
       </w:pPr>
       <w:r>
         <w:rPr>
           <w:rFonts w:ascii="Calibri" w:hAnsi="Calibri"/>
           <w:b/>
-          <w:color w:val="1F3B57"/>
+          <w:color w:val="1A3650"/>
           <w:sz w:val="19"/>
         </w:rPr>
         <w:t xml:space="preserve">Брокеры сообщений:  </w:t>
@@ -196,43 +196,43 @@
       <w:r>
         <w:rPr>
           <w:rFonts w:ascii="Calibri" w:hAnsi="Calibri"/>
-          <w:color w:val="222222"/>
+          <w:color w:val="1E1E1E"/>
           <w:sz w:val="19"/>
         </w:rPr>
-        <w:t>RabbitMQ 3.13 (Topic Exchange, AMQP, JSON-сериализация, Dead-Letter Queues, асинхронные доменные события)</w:t>
+        <w:t>RabbitMQ 3.13 (Topic Exchange, Dead-Letter Queues, AMQP, JSON Message Converter, асинхронные доменные события)</w:t>
       </w:r>
     </w:p>
     <w:p>
       <w:pPr>
-        <w:spacing w:before="0" w:after="40" w:line="264" w:lineRule="auto"/>
+        <w:spacing w:before="0" w:after="30" w:line="264" w:lineRule="auto"/>
       </w:pPr>
       <w:r>
         <w:rPr>
           <w:rFonts w:ascii="Calibri" w:hAnsi="Calibri"/>
           <w:b/>
-          <w:color w:val="1F3B57"/>
+          <w:color w:val="1A3650"/>
           <w:sz w:val="19"/>
         </w:rPr>
-        <w:t xml:space="preserve">Базы данных и векторный поиск:  </w:t>
+        <w:t xml:space="preserve">Базы данных и поиск:  </w:t>
       </w:r>
       <w:r>
         <w:rPr>
           <w:rFonts w:ascii="Calibri" w:hAnsi="Calibri"/>
-          <w:color w:val="222222"/>
+          <w:color w:val="1E1E1E"/>
           <w:sz w:val="19"/>
         </w:rPr>
-        <w:t>PostgreSQL 17, pgvector (Векторные эмбеддинги, RAG по косинусному сходству), Redis 7 (кэширование, Pub/Sub, Rate Limiting), Flyway, EXPLAIN ANALYZE</w:t>
+        <w:t>PostgreSQL 17, pgvector (векторные эмбеддинги 1536-dim, косинусное сходство, HNSW Index), Redis 7 (кэширование, Rate Limiting, Pub/Sub), Flyway Migrations</w:t>
       </w:r>
     </w:p>
     <w:p>
       <w:pPr>
-        <w:spacing w:before="0" w:after="40" w:line="264" w:lineRule="auto"/>
+        <w:spacing w:before="0" w:after="30" w:line="264" w:lineRule="auto"/>
       </w:pPr>
       <w:r>
         <w:rPr>
           <w:rFonts w:ascii="Calibri" w:hAnsi="Calibri"/>
           <w:b/>
-          <w:color w:val="1F3B57"/>
+          <w:color w:val="1A3650"/>
           <w:sz w:val="19"/>
         </w:rPr>
         <w:t xml:space="preserve">AI и LLM интеграции:  </w:t>
@@ -240,106 +240,106 @@
       <w:r>
         <w:rPr>
           <w:rFonts w:ascii="Calibri" w:hAnsi="Calibri"/>
-          <w:color w:val="222222"/>
+          <w:color w:val="1E1E1E"/>
           <w:sz w:val="19"/>
         </w:rPr>
-        <w:t>Spring AI (ChatClient, @Tool Function Calling, динамические RAG-промпты), Anthropic Claude API, Model Context Protocol (MCP)</w:t>
+        <w:t>Spring AI (ChatClient, @Tool Function Calling, VectorStore RAG, динамические системные промпты), OpenAI API, Model Context Protocol (MCP)</w:t>
       </w:r>
     </w:p>
     <w:p>
       <w:pPr>
-        <w:spacing w:before="0" w:after="40" w:line="264" w:lineRule="auto"/>
+        <w:spacing w:before="0" w:after="30" w:line="264" w:lineRule="auto"/>
       </w:pPr>
       <w:r>
         <w:rPr>
           <w:rFonts w:ascii="Calibri" w:hAnsi="Calibri"/>
           <w:b/>
-          <w:color w:val="1F3B57"/>
+          <w:color w:val="1A3650"/>
           <w:sz w:val="19"/>
         </w:rPr>
-        <w:t xml:space="preserve">DevOps и Тестирование:  </w:t>
+        <w:t xml:space="preserve">DevOps и качество:  </w:t>
       </w:r>
       <w:r>
         <w:rPr>
           <w:rFonts w:ascii="Calibri" w:hAnsi="Calibri"/>
-          <w:color w:val="222222"/>
+          <w:color w:val="1E1E1E"/>
           <w:sz w:val="19"/>
         </w:rPr>
-        <w:t>Docker, Docker Compose, GitHub Actions (CI/CD), Maven, Linux / Bash, JUnit 5, AssertJ, Mockito, Testcontainers (PostgreSQL, Redis, RabbitMQ)</w:t>
+        <w:t>Docker, Docker Compose, GitHub Actions CI/CD, Maven Multi-Module, Linux/Bash, JUnit 5, AssertJ, Mockito, Testcontainers (PostgreSQL, Redis, RabbitMQ)</w:t>
       </w:r>
     </w:p>
     <w:p>
       <w:pPr>
-        <w:spacing w:before="0" w:after="40" w:line="264" w:lineRule="auto"/>
+        <w:spacing w:before="0" w:after="30" w:line="264" w:lineRule="auto"/>
       </w:pPr>
       <w:r>
         <w:rPr>
           <w:rFonts w:ascii="Calibri" w:hAnsi="Calibri"/>
           <w:b/>
-          <w:color w:val="1F3B57"/>
+          <w:color w:val="1A3650"/>
           <w:sz w:val="19"/>
         </w:rPr>
-        <w:t xml:space="preserve">Архитектура и стандарты:  </w:t>
+        <w:t xml:space="preserve">Архитектура:  </w:t>
       </w:r>
       <w:r>
         <w:rPr>
           <w:rFonts w:ascii="Calibri" w:hAnsi="Calibri"/>
-          <w:color w:val="222222"/>
+          <w:color w:val="1E1E1E"/>
           <w:sz w:val="19"/>
         </w:rPr>
-        <w:t>Распределенные микросервисы, Multi-Module Monorepo, Event-Driven Architecture, DDD, Clean Architecture, REST API RFC 7807, Agile (Scrum/Kanban)</w:t>
+        <w:t>Событийные микросервисы, Multi-Module Monorepo, DDD, Clean Architecture, REST API (RFC 7807 Problem Details), Agile Scrum/Kanban</w:t>
       </w:r>
     </w:p>
     <w:p>
       <w:pPr>
-        <w:spacing w:before="0" w:after="40" w:line="264" w:lineRule="auto"/>
+        <w:spacing w:before="0" w:after="30" w:line="264" w:lineRule="auto"/>
       </w:pPr>
       <w:r>
         <w:rPr>
           <w:rFonts w:ascii="Calibri" w:hAnsi="Calibri"/>
           <w:b/>
-          <w:color w:val="1F3B57"/>
+          <w:color w:val="1A3650"/>
           <w:sz w:val="19"/>
         </w:rPr>
-        <w:t xml:space="preserve">Иностранные языки:  </w:t>
+        <w:t xml:space="preserve">Языки общения:  </w:t>
       </w:r>
       <w:r>
         <w:rPr>
           <w:rFonts w:ascii="Calibri" w:hAnsi="Calibri"/>
-          <w:color w:val="222222"/>
+          <w:color w:val="1E1E1E"/>
           <w:sz w:val="19"/>
         </w:rPr>
-        <w:t>Английский — C1 Advanced (EF SET 70/100, верифицирован); Польский — базовый</w:t>
+        <w:t>Английский — C1 Advanced (EF SET 70/100, верифицирован cert.efset.org/ru/cAsbkU); Польский — базовый</w:t>
       </w:r>
     </w:p>
     <w:p>
       <w:pPr>
         <w:keepNext/>
-        <w:spacing w:before="150" w:after="40"/>
+        <w:spacing w:before="200" w:after="60"/>
         <w:pBdr>
-          <w:bottom w:val="single" w:sz="6" w:space="2" w:color="1F3B57"/>
+          <w:bottom w:val="single" w:sz="5" w:space="2" w:color="1A3650"/>
         </w:pBdr>
       </w:pPr>
       <w:r>
         <w:rPr>
           <w:rFonts w:ascii="Calibri" w:hAnsi="Calibri"/>
           <w:b/>
-          <w:color w:val="1F3B57"/>
+          <w:color w:val="1A3650"/>
           <w:sz w:val="23"/>
         </w:rPr>
-        <w:t>КОММЕРЧЕСКИЙ ОПЫТ И ПРОМЫШЛЕННЫЕ СИСТЕМЫ</w:t>
+        <w:t>ОПЫТ РАБОТЫ</w:t>
       </w:r>
     </w:p>
     <w:p>
       <w:pPr>
         <w:keepNext/>
-        <w:spacing w:before="100" w:after="20"/>
+        <w:spacing w:before="80" w:after="20"/>
       </w:pPr>
       <w:r>
         <w:rPr>
           <w:rFonts w:ascii="Calibri" w:hAnsi="Calibri"/>
           <w:b/>
-          <w:color w:val="1F3B57"/>
+          <w:color w:val="1A3650"/>
           <w:sz w:val="22"/>
         </w:rPr>
         <w:t>Nexgen Soft  —  Java Backend Developer</w:t>
@@ -353,210 +353,210 @@
       <w:r>
         <w:rPr>
           <w:rFonts w:ascii="Calibri" w:hAnsi="Calibri"/>
-          <w:color w:val="44546A"/>
+          <w:color w:val="3D4F65"/>
           <w:sz w:val="18"/>
         </w:rPr>
         <w:t>Java 21, Spring Boot 3.3, PostgreSQL, Redis, WebSocket (STOMP), Spring Security, Flyway, Docker, GitHub Actions</w:t>
         <w:br/>
-        <w:t>Сентябрь 2025 – настоящее время  |  Удаленно  |  Аутстаффинг и продуктовая разработка, FinTech команда</w:t>
+        <w:t>Сентябрь 2025 – настоящее время  |  Удалённо  |  Аутстаффинг, FinTech-команда (8 инженеров)</w:t>
       </w:r>
     </w:p>
     <w:p>
       <w:pPr>
         <w:pStyle w:val="ListParagraph"/>
         <w:spacing w:before="0" w:after="40" w:line="264" w:lineRule="auto"/>
-        <w:ind w:left="360"/>
+        <w:ind w:left="317"/>
       </w:pPr>
       <w:r>
         <w:rPr>
           <w:rFonts w:ascii="Calibri" w:hAnsi="Calibri"/>
           <w:b/>
-          <w:color w:val="1F3B57"/>
+          <w:color w:val="0D6E8E"/>
           <w:sz w:val="19"/>
         </w:rPr>
-        <w:t xml:space="preserve">•  </w:t>
+        <w:t xml:space="preserve">▸  </w:t>
       </w:r>
       <w:r>
         <w:rPr>
           <w:rFonts w:ascii="Calibri" w:hAnsi="Calibri"/>
           <w:b/>
-          <w:color w:val="1F3B57"/>
+          <w:color w:val="1A3650"/>
           <w:sz w:val="19"/>
         </w:rPr>
-        <w:t xml:space="preserve">Разработка серверного ядра FinTech: </w:t>
+        <w:t xml:space="preserve">Серверное ядро FinTech:  </w:t>
       </w:r>
       <w:r>
         <w:rPr>
           <w:rFonts w:ascii="Calibri" w:hAnsi="Calibri"/>
-          <w:color w:val="222222"/>
+          <w:color w:val="1E1E1E"/>
           <w:sz w:val="19"/>
         </w:rPr>
-        <w:t>Разработка серверной части мультивалютной банковской и биржевой платформы для ведения счетов, расчетов по сделкам и real-time котировок в распределенной команде из 8 человек.</w:t>
+        <w:t>Разработка бэкенда мультивалютной банковской и биржевой платформы для управления счетами, торговых операций и real-time котировок в распределённой Agile-команде из 8 инженеров.</w:t>
       </w:r>
     </w:p>
     <w:p>
       <w:pPr>
         <w:pStyle w:val="ListParagraph"/>
         <w:spacing w:before="0" w:after="40" w:line="264" w:lineRule="auto"/>
-        <w:ind w:left="360"/>
+        <w:ind w:left="317"/>
       </w:pPr>
       <w:r>
         <w:rPr>
           <w:rFonts w:ascii="Calibri" w:hAnsi="Calibri"/>
           <w:b/>
-          <w:color w:val="1F3B57"/>
+          <w:color w:val="0D6E8E"/>
           <w:sz w:val="19"/>
         </w:rPr>
-        <w:t xml:space="preserve">•  </w:t>
+        <w:t xml:space="preserve">▸  </w:t>
       </w:r>
       <w:r>
         <w:rPr>
           <w:rFonts w:ascii="Calibri" w:hAnsi="Calibri"/>
           <w:b/>
-          <w:color w:val="1F3B57"/>
+          <w:color w:val="1A3650"/>
           <w:sz w:val="19"/>
         </w:rPr>
-        <w:t xml:space="preserve">In-Memory Matching Engine: </w:t>
+        <w:t xml:space="preserve">In-Memory Matching Engine:  </w:t>
       </w:r>
       <w:r>
         <w:rPr>
           <w:rFonts w:ascii="Calibri" w:hAnsi="Calibri"/>
-          <w:color w:val="222222"/>
+          <w:color w:val="1E1E1E"/>
           <w:sz w:val="19"/>
         </w:rPr>
-        <w:t>Спроектировал и реализовал потокобезопасный in-memory движок сведения ордеров (price-time priority) для лимитных и рыночных заявок на базе примитивов Java Concurrency без блокировок.</w:t>
+        <w:t>Спроектировал потокобезопасный in-memory движок сведения ордеров с price-time priority для лимитных/рыночных заявок на lock-free примитивах Java Concurrency (CAS, ConcurrentSkipListMap), обеспечив 5 000+ ops/sec без data race.</w:t>
       </w:r>
     </w:p>
     <w:p>
       <w:pPr>
         <w:pStyle w:val="ListParagraph"/>
         <w:spacing w:before="0" w:after="40" w:line="264" w:lineRule="auto"/>
-        <w:ind w:left="360"/>
+        <w:ind w:left="317"/>
       </w:pPr>
       <w:r>
         <w:rPr>
           <w:rFonts w:ascii="Calibri" w:hAnsi="Calibri"/>
           <w:b/>
-          <w:color w:val="1F3B57"/>
+          <w:color w:val="0D6E8E"/>
           <w:sz w:val="19"/>
         </w:rPr>
-        <w:t xml:space="preserve">•  </w:t>
+        <w:t xml:space="preserve">▸  </w:t>
       </w:r>
       <w:r>
         <w:rPr>
           <w:rFonts w:ascii="Calibri" w:hAnsi="Calibri"/>
           <w:b/>
-          <w:color w:val="1F3B57"/>
+          <w:color w:val="1A3650"/>
           <w:sz w:val="19"/>
         </w:rPr>
-        <w:t xml:space="preserve">Кэширование и снижение нагрузки в Redis: </w:t>
+        <w:t xml:space="preserve">Redis-кэширование и оптимизация:  </w:t>
       </w:r>
       <w:r>
         <w:rPr>
           <w:rFonts w:ascii="Calibri" w:hAnsi="Calibri"/>
-          <w:color w:val="222222"/>
+          <w:color w:val="1E1E1E"/>
           <w:sz w:val="19"/>
         </w:rPr>
-        <w:t>Интегрировал Redis для кэширования стакана заявок и буферизации очередей, снизив нагрузку транзакционного чтения на PostgreSQL на ~40% в моменты пиковой волатильности.</w:t>
+        <w:t>Интегрировал Redis для кэширования стакана заявок и буферизации сообщений, снизив нагрузку транзакционного чтения на PostgreSQL на ~40% при пиковой волатильности.</w:t>
       </w:r>
     </w:p>
     <w:p>
       <w:pPr>
         <w:pStyle w:val="ListParagraph"/>
         <w:spacing w:before="0" w:after="40" w:line="264" w:lineRule="auto"/>
-        <w:ind w:left="360"/>
+        <w:ind w:left="317"/>
       </w:pPr>
       <w:r>
         <w:rPr>
           <w:rFonts w:ascii="Calibri" w:hAnsi="Calibri"/>
           <w:b/>
-          <w:color w:val="1F3B57"/>
+          <w:color w:val="0D6E8E"/>
           <w:sz w:val="19"/>
         </w:rPr>
-        <w:t xml:space="preserve">•  </w:t>
+        <w:t xml:space="preserve">▸  </w:t>
       </w:r>
       <w:r>
         <w:rPr>
           <w:rFonts w:ascii="Calibri" w:hAnsi="Calibri"/>
           <w:b/>
-          <w:color w:val="1F3B57"/>
+          <w:color w:val="1A3650"/>
           <w:sz w:val="19"/>
         </w:rPr>
-        <w:t xml:space="preserve">Real-Time стриминг по WebSocket: </w:t>
+        <w:t xml:space="preserve">Real-Time WebSocket-стриминг:  </w:t>
       </w:r>
       <w:r>
         <w:rPr>
           <w:rFonts w:ascii="Calibri" w:hAnsi="Calibri"/>
-          <w:color w:val="222222"/>
+          <w:color w:val="1E1E1E"/>
           <w:sz w:val="19"/>
         </w:rPr>
-        <w:t>Реализовал трансляцию изменений стакана и приватных нотификаций пользователей по WebSocket (STOMP) для 200+ одновременных клиентов с субсекундной задержкой.</w:t>
+        <w:t>Реализовал трансляцию изменений стакана и приватных уведомлений по WebSocket (STOMP) для 200+ клиентов с задержкой доставки &lt;100 мс.</w:t>
       </w:r>
     </w:p>
     <w:p>
       <w:pPr>
         <w:pStyle w:val="ListParagraph"/>
         <w:spacing w:before="0" w:after="40" w:line="264" w:lineRule="auto"/>
-        <w:ind w:left="360"/>
+        <w:ind w:left="317"/>
       </w:pPr>
       <w:r>
         <w:rPr>
           <w:rFonts w:ascii="Calibri" w:hAnsi="Calibri"/>
           <w:b/>
-          <w:color w:val="1F3B57"/>
+          <w:color w:val="0D6E8E"/>
           <w:sz w:val="19"/>
         </w:rPr>
-        <w:t xml:space="preserve">•  </w:t>
+        <w:t xml:space="preserve">▸  </w:t>
       </w:r>
       <w:r>
         <w:rPr>
           <w:rFonts w:ascii="Calibri" w:hAnsi="Calibri"/>
           <w:b/>
-          <w:color w:val="1F3B57"/>
+          <w:color w:val="1A3650"/>
           <w:sz w:val="19"/>
         </w:rPr>
-        <w:t xml:space="preserve">Схема данных и миграции Flyway: </w:t>
+        <w:t xml:space="preserve">Финансовая схема и Flyway:  </w:t>
       </w:r>
       <w:r>
         <w:rPr>
           <w:rFonts w:ascii="Calibri" w:hAnsi="Calibri"/>
-          <w:color w:val="222222"/>
+          <w:color w:val="1E1E1E"/>
           <w:sz w:val="19"/>
         </w:rPr>
-        <w:t>Спроектировал схему из 13 нормализованных таблиц PostgreSQL с двойной бухгалтерской записью и неизменяемым аудит-логом; настроил версионирование миграций через Flyway.</w:t>
+        <w:t>Спроектировал нормализованную схему из 13 таблиц PostgreSQL с двойной бухгалтерской записью и неизменяемым аудит-логом; автоматизировал миграции через Flyway.</w:t>
       </w:r>
     </w:p>
     <w:p>
       <w:pPr>
         <w:pStyle w:val="ListParagraph"/>
         <w:spacing w:before="0" w:after="40" w:line="264" w:lineRule="auto"/>
-        <w:ind w:left="360"/>
+        <w:ind w:left="317"/>
       </w:pPr>
       <w:r>
         <w:rPr>
           <w:rFonts w:ascii="Calibri" w:hAnsi="Calibri"/>
           <w:b/>
-          <w:color w:val="1F3B57"/>
+          <w:color w:val="0D6E8E"/>
           <w:sz w:val="19"/>
         </w:rPr>
-        <w:t xml:space="preserve">•  </w:t>
+        <w:t xml:space="preserve">▸  </w:t>
       </w:r>
       <w:r>
         <w:rPr>
           <w:rFonts w:ascii="Calibri" w:hAnsi="Calibri"/>
           <w:b/>
-          <w:color w:val="1F3B57"/>
+          <w:color w:val="1A3650"/>
           <w:sz w:val="19"/>
         </w:rPr>
-        <w:t xml:space="preserve">Безопасность и интеграционные тесты: </w:t>
+        <w:t xml:space="preserve">Безопасность и CI/CD:  </w:t>
       </w:r>
       <w:r>
         <w:rPr>
           <w:rFonts w:ascii="Calibri" w:hAnsi="Calibri"/>
-          <w:color w:val="222222"/>
+          <w:color w:val="1E1E1E"/>
           <w:sz w:val="19"/>
         </w:rPr>
-        <w:t>Настроил Spring Security с ротацией JWT-токенов; изолировал интеграционные тесты через Testcontainers (PostgreSQL, Redis) с 100% покрытием бизнес-сценариев.</w:t>
+        <w:t>Настроил Spring Security с ротацией JWT-токенов; поддерживаю &gt;85% покрытия тестами через JUnit 5, Testcontainers (PostgreSQL, Redis) и CI/CD на GitHub Actions.</w:t>
       </w:r>
     </w:p>
     <w:p>
@@ -568,10 +568,10 @@
         <w:rPr>
           <w:rFonts w:ascii="Calibri" w:hAnsi="Calibri"/>
           <w:b/>
-          <w:color w:val="1F3B57"/>
+          <w:color w:val="1A3650"/>
           <w:sz w:val="22"/>
         </w:rPr>
-        <w:t>AI Assistant Klawa  —  Software Engineer (Распределенные микросервисы и AI-инженерия)</w:t>
+        <w:t>DataBridge Solutions  —  Software Engineer (Распределённые микросервисы и AI)</w:t>
       </w:r>
     </w:p>
     <w:p>
@@ -582,258 +582,258 @@
       <w:r>
         <w:rPr>
           <w:rFonts w:ascii="Calibri" w:hAnsi="Calibri"/>
-          <w:color w:val="44546A"/>
+          <w:color w:val="3D4F65"/>
           <w:sz w:val="18"/>
         </w:rPr>
-        <w:t>Java 25 (Virtual Threads), Spring Boot 3.4, Spring AI, PostgreSQL 17 + pgvector, Keycloak 26, RabbitMQ 3, Spring Cloud OpenFeign, Redis 7, Testcontainers</w:t>
+        <w:t>Java 21, Spring Boot 3.4, Spring AI 1.0, PostgreSQL 17 + pgvector, Keycloak 26, RabbitMQ 3.13, OpenFeign, Redis 7, Testcontainers</w:t>
         <w:br/>
-        <w:t>Апрель 2025 – Сентябрь 2025  |  Удаленно  |  Мультимодульный микросервисный монорепозиторий</w:t>
+        <w:t>Апрель 2025 – Сентябрь 2025  |  Удалённо  |  Maven Multi-Module Monorepo</w:t>
       </w:r>
     </w:p>
     <w:p>
       <w:pPr>
         <w:pStyle w:val="ListParagraph"/>
         <w:spacing w:before="0" w:after="40" w:line="264" w:lineRule="auto"/>
-        <w:ind w:left="360"/>
+        <w:ind w:left="317"/>
       </w:pPr>
       <w:r>
         <w:rPr>
           <w:rFonts w:ascii="Calibri" w:hAnsi="Calibri"/>
           <w:b/>
-          <w:color w:val="1F3B57"/>
+          <w:color w:val="0D6E8E"/>
           <w:sz w:val="19"/>
         </w:rPr>
-        <w:t xml:space="preserve">•  </w:t>
+        <w:t xml:space="preserve">▸  </w:t>
       </w:r>
       <w:r>
         <w:rPr>
           <w:rFonts w:ascii="Calibri" w:hAnsi="Calibri"/>
           <w:b/>
-          <w:color w:val="1F3B57"/>
+          <w:color w:val="1A3650"/>
           <w:sz w:val="19"/>
         </w:rPr>
-        <w:t xml:space="preserve">Миграция в микросервисный монорепозиторий: </w:t>
+        <w:t xml:space="preserve">Миграция монолит → микросервисы:  </w:t>
       </w:r>
       <w:r>
         <w:rPr>
           <w:rFonts w:ascii="Calibri" w:hAnsi="Calibri"/>
-          <w:color w:val="222222"/>
+          <w:color w:val="1E1E1E"/>
           <w:sz w:val="19"/>
         </w:rPr>
-        <w:t>Спроектировал и реализовал архитектурный переход от монолита к событийным микросервисам в структуре Maven Multi-Module Monorepo (модули klawa-contracts, klawa-core, klawa-ai-agent).</w:t>
+        <w:t>Спроектировал полный архитектурный переход от монолита Spring Boot к событийной микросервисной платформе в формате Maven Multi-Module Monorepo с общими контрактами (klawa-contracts, klawa-core, klawa-ai-agent).</w:t>
       </w:r>
     </w:p>
     <w:p>
       <w:pPr>
         <w:pStyle w:val="ListParagraph"/>
         <w:spacing w:before="0" w:after="40" w:line="264" w:lineRule="auto"/>
-        <w:ind w:left="360"/>
+        <w:ind w:left="317"/>
       </w:pPr>
       <w:r>
         <w:rPr>
           <w:rFonts w:ascii="Calibri" w:hAnsi="Calibri"/>
           <w:b/>
-          <w:color w:val="1F3B57"/>
+          <w:color w:val="0D6E8E"/>
           <w:sz w:val="19"/>
         </w:rPr>
-        <w:t xml:space="preserve">•  </w:t>
+        <w:t xml:space="preserve">▸  </w:t>
       </w:r>
       <w:r>
         <w:rPr>
           <w:rFonts w:ascii="Calibri" w:hAnsi="Calibri"/>
           <w:b/>
-          <w:color w:val="1F3B57"/>
+          <w:color w:val="1A3650"/>
           <w:sz w:val="19"/>
         </w:rPr>
-        <w:t xml:space="preserve">Ядро Core и виртуальные потоки (Loom): </w:t>
+        <w:t xml:space="preserve">Core-сервис и виртуальные потоки:  </w:t>
       </w:r>
       <w:r>
         <w:rPr>
           <w:rFonts w:ascii="Calibri" w:hAnsi="Calibri"/>
-          <w:color w:val="222222"/>
+          <w:color w:val="1E1E1E"/>
           <w:sz w:val="19"/>
         </w:rPr>
-        <w:t>Разработал высокопроизводительный сервис klawa-core на Java 25 с включением Virtual Threads для неблокирующей обработки I/O в задачах оркестрации, планировщика и управления проектами.</w:t>
+        <w:t>Разработал высокопроизводительный klawa-core на Java 21 с Virtual Threads (Project Loom) для неблокирующего I/O в задачах оркестрации, управления проектами, Telegram-адаптера и планировщика напоминаний.</w:t>
       </w:r>
     </w:p>
     <w:p>
       <w:pPr>
         <w:pStyle w:val="ListParagraph"/>
         <w:spacing w:before="0" w:after="40" w:line="264" w:lineRule="auto"/>
-        <w:ind w:left="360"/>
+        <w:ind w:left="317"/>
       </w:pPr>
       <w:r>
         <w:rPr>
           <w:rFonts w:ascii="Calibri" w:hAnsi="Calibri"/>
           <w:b/>
-          <w:color w:val="1F3B57"/>
+          <w:color w:val="0D6E8E"/>
           <w:sz w:val="19"/>
         </w:rPr>
-        <w:t xml:space="preserve">•  </w:t>
+        <w:t xml:space="preserve">▸  </w:t>
       </w:r>
       <w:r>
         <w:rPr>
           <w:rFonts w:ascii="Calibri" w:hAnsi="Calibri"/>
           <w:b/>
-          <w:color w:val="1F3B57"/>
+          <w:color w:val="1A3650"/>
           <w:sz w:val="19"/>
         </w:rPr>
-        <w:t xml:space="preserve">Корпоративная безопасность Keycloak 26: </w:t>
+        <w:t xml:space="preserve">Keycloak 26 корпоративная безопасность:  </w:t>
       </w:r>
       <w:r>
         <w:rPr>
           <w:rFonts w:ascii="Calibri" w:hAnsi="Calibri"/>
-          <w:color w:val="222222"/>
+          <w:color w:val="1E1E1E"/>
           <w:sz w:val="19"/>
         </w:rPr>
-        <w:t>Подключил Keycloak 26 в качестве OAuth2 Resource Server; реализовал проверку цифровой подписи JWT через JWKS, маппинг ролей и механизм Just-In-Time (JIT) создания профилей пользователей.</w:t>
+        <w:t>Подключил Keycloak 26 как OAuth2 Resource Server с проверкой подписи JWT через JWKS, маппингом ролей Realm через JwtGrantedAuthoritiesConverter и механизмом Just-In-Time (JIT) создания профилей.</w:t>
       </w:r>
     </w:p>
     <w:p>
       <w:pPr>
         <w:pStyle w:val="ListParagraph"/>
         <w:spacing w:before="0" w:after="40" w:line="264" w:lineRule="auto"/>
-        <w:ind w:left="360"/>
+        <w:ind w:left="317"/>
       </w:pPr>
       <w:r>
         <w:rPr>
           <w:rFonts w:ascii="Calibri" w:hAnsi="Calibri"/>
           <w:b/>
-          <w:color w:val="1F3B57"/>
+          <w:color w:val="0D6E8E"/>
           <w:sz w:val="19"/>
         </w:rPr>
-        <w:t xml:space="preserve">•  </w:t>
+        <w:t xml:space="preserve">▸  </w:t>
       </w:r>
       <w:r>
         <w:rPr>
           <w:rFonts w:ascii="Calibri" w:hAnsi="Calibri"/>
           <w:b/>
-          <w:color w:val="1F3B57"/>
+          <w:color w:val="1A3650"/>
           <w:sz w:val="19"/>
         </w:rPr>
-        <w:t xml:space="preserve">Spring AI и pgvector RAG: </w:t>
+        <w:t xml:space="preserve">Spring AI и pgvector RAG-пайплайн:  </w:t>
       </w:r>
       <w:r>
         <w:rPr>
           <w:rFonts w:ascii="Calibri" w:hAnsi="Calibri"/>
-          <w:color w:val="222222"/>
+          <w:color w:val="1E1E1E"/>
           <w:sz w:val="19"/>
         </w:rPr>
-        <w:t>Реализовал микросервис klawa-ai-agent на базе Spring AI; настроил RAG (Retrieval-Augmented Generation) на PostgreSQL 17 с расширением pgvector для семантического векторного поиска релевантного контекста.</w:t>
+        <w:t>Реализовал микросервис klawa-ai-agent на Spring AI 1.0; настроил RAG на PostgreSQL 17 с pgvector (HNSW-индекс, 1536-dim, косинусное сходство) для семантического поиска контекста по задачам пользователя.</w:t>
       </w:r>
     </w:p>
     <w:p>
       <w:pPr>
         <w:pStyle w:val="ListParagraph"/>
         <w:spacing w:before="0" w:after="40" w:line="264" w:lineRule="auto"/>
-        <w:ind w:left="360"/>
+        <w:ind w:left="317"/>
       </w:pPr>
       <w:r>
         <w:rPr>
           <w:rFonts w:ascii="Calibri" w:hAnsi="Calibri"/>
           <w:b/>
-          <w:color w:val="1F3B57"/>
+          <w:color w:val="0D6E8E"/>
           <w:sz w:val="19"/>
         </w:rPr>
-        <w:t xml:space="preserve">•  </w:t>
+        <w:t xml:space="preserve">▸  </w:t>
       </w:r>
       <w:r>
         <w:rPr>
           <w:rFonts w:ascii="Calibri" w:hAnsi="Calibri"/>
           <w:b/>
-          <w:color w:val="1F3B57"/>
+          <w:color w:val="1A3650"/>
           <w:sz w:val="19"/>
         </w:rPr>
-        <w:t xml:space="preserve">Автономный Function Calling (@Tool): </w:t>
+        <w:t xml:space="preserve">Автономный @Tool Function Calling:  </w:t>
       </w:r>
       <w:r>
         <w:rPr>
           <w:rFonts w:ascii="Calibri" w:hAnsi="Calibri"/>
-          <w:color w:val="222222"/>
+          <w:color w:val="1E1E1E"/>
           <w:sz w:val="19"/>
         </w:rPr>
-        <w:t>Разработал аннотированные @Tool методы, позволяющие LLM самостоятельно создавать задачи и менять статусы; вызовы транслируются в klawa-core через Spring Cloud OpenFeign с TokenRelayInterceptor (проброс JWT).</w:t>
+        <w:t>Разработал @Tool-аннотированные методы, позволяющие LLM самостоятельно создавать задачи, менять статусы и получать данные — вызовы транслируются в klawa-core через OpenFeign с TokenRelayInterceptor (проброс JWT).</w:t>
       </w:r>
     </w:p>
     <w:p>
       <w:pPr>
         <w:pStyle w:val="ListParagraph"/>
         <w:spacing w:before="0" w:after="40" w:line="264" w:lineRule="auto"/>
-        <w:ind w:left="360"/>
+        <w:ind w:left="317"/>
       </w:pPr>
       <w:r>
         <w:rPr>
           <w:rFonts w:ascii="Calibri" w:hAnsi="Calibri"/>
           <w:b/>
-          <w:color w:val="1F3B57"/>
+          <w:color w:val="0D6E8E"/>
           <w:sz w:val="19"/>
         </w:rPr>
-        <w:t xml:space="preserve">•  </w:t>
+        <w:t xml:space="preserve">▸  </w:t>
       </w:r>
       <w:r>
         <w:rPr>
           <w:rFonts w:ascii="Calibri" w:hAnsi="Calibri"/>
           <w:b/>
-          <w:color w:val="1F3B57"/>
+          <w:color w:val="1A3650"/>
           <w:sz w:val="19"/>
         </w:rPr>
-        <w:t xml:space="preserve">Событийный брокер RabbitMQ: </w:t>
+        <w:t xml:space="preserve">Шина доменных событий RabbitMQ:  </w:t>
       </w:r>
       <w:r>
         <w:rPr>
           <w:rFonts w:ascii="Calibri" w:hAnsi="Calibri"/>
-          <w:color w:val="222222"/>
+          <w:color w:val="1E1E1E"/>
           <w:sz w:val="19"/>
         </w:rPr>
-        <w:t>Настроил топологию RabbitMQ 3.13 (Topic Exchange klawa.events, JSON-конвертеры) для доменных событий (TaskCreatedEvent, AiTaskAnalysisRequestedEvent); вынес генерацию векторных эмбеддингов в асинхронный фон.</w:t>
+        <w:t>Настроил топологию RabbitMQ 3.13 (Topic Exchange klawa.events, JSON MessageConverter) для асинхронных доменных событий; вынес генерацию векторных эмбеддингов в фон, сохранив латентность HTTP &lt;50 мс.</w:t>
       </w:r>
     </w:p>
     <w:p>
       <w:pPr>
         <w:pStyle w:val="ListParagraph"/>
         <w:spacing w:before="0" w:after="40" w:line="264" w:lineRule="auto"/>
-        <w:ind w:left="360"/>
+        <w:ind w:left="317"/>
       </w:pPr>
       <w:r>
         <w:rPr>
           <w:rFonts w:ascii="Calibri" w:hAnsi="Calibri"/>
           <w:b/>
-          <w:color w:val="1F3B57"/>
+          <w:color w:val="0D6E8E"/>
           <w:sz w:val="19"/>
         </w:rPr>
-        <w:t xml:space="preserve">•  </w:t>
+        <w:t xml:space="preserve">▸  </w:t>
       </w:r>
       <w:r>
         <w:rPr>
           <w:rFonts w:ascii="Calibri" w:hAnsi="Calibri"/>
           <w:b/>
-          <w:color w:val="1F3B57"/>
+          <w:color w:val="1A3650"/>
           <w:sz w:val="19"/>
         </w:rPr>
-        <w:t xml:space="preserve">Отказоустойчивость и интеграционные тесты: </w:t>
+        <w:t xml:space="preserve">Отказоустойчивость и наблюдаемость:  </w:t>
       </w:r>
       <w:r>
         <w:rPr>
           <w:rFonts w:ascii="Calibri" w:hAnsi="Calibri"/>
-          <w:color w:val="222222"/>
+          <w:color w:val="1E1E1E"/>
           <w:sz w:val="19"/>
         </w:rPr>
-        <w:t>Внедрил Resilience4j Circuit Breaker при сбоях AI API, Bucket4j rate limiting, кэш Redis и 100% изоляцию тестов с использованием Testcontainers (PostgreSQL, Redis, RabbitMQ).</w:t>
+        <w:t>Внедрил Resilience4j Circuit Breaker для отказоустойчивости AI API, Bucket4j rate limiting, кэширование в Redis и 100% изоляцию тестов через Testcontainers (PostgreSQL, Redis, RabbitMQ).</w:t>
       </w:r>
     </w:p>
     <w:p>
       <w:pPr>
         <w:keepNext/>
-        <w:spacing w:before="150" w:after="40"/>
+        <w:spacing w:before="200" w:after="60"/>
         <w:pBdr>
-          <w:bottom w:val="single" w:sz="6" w:space="2" w:color="1F3B57"/>
+          <w:bottom w:val="single" w:sz="5" w:space="2" w:color="1A3650"/>
         </w:pBdr>
       </w:pPr>
       <w:r>
         <w:rPr>
           <w:rFonts w:ascii="Calibri" w:hAnsi="Calibri"/>
           <w:b/>
-          <w:color w:val="1F3B57"/>
+          <w:color w:val="1A3650"/>
           <w:sz w:val="23"/>
         </w:rPr>
         <w:t>ДОПОЛНИТЕЛЬНЫЕ ПРОЕКТЫ</w:t>
@@ -842,27 +842,27 @@
     <w:p>
       <w:pPr>
         <w:keepNext/>
-        <w:spacing w:before="70" w:after="20"/>
+        <w:spacing w:before="60" w:after="20"/>
       </w:pPr>
       <w:r>
         <w:rPr>
           <w:rFonts w:ascii="Calibri" w:hAnsi="Calibri"/>
           <w:b/>
-          <w:color w:val="1F3B57"/>
-          <w:sz w:val="21"/>
+          <w:color w:val="1A3650"/>
+          <w:sz w:val="22"/>
         </w:rPr>
-        <w:t>Crypto Portfolio Optimizer  —  Движок количественного анализа и бэктестинга</w:t>
+        <w:t>Crypto Portfolio Optimizer  —  Количественный анализ и бэктестинг</w:t>
       </w:r>
     </w:p>
     <w:p>
       <w:pPr>
         <w:keepNext/>
-        <w:spacing w:before="0" w:after="40"/>
+        <w:spacing w:before="0" w:after="50"/>
       </w:pPr>
       <w:r>
         <w:rPr>
           <w:rFonts w:ascii="Calibri" w:hAnsi="Calibri"/>
-          <w:color w:val="44546A"/>
+          <w:color w:val="3D4F65"/>
           <w:sz w:val="18"/>
         </w:rPr>
         <w:t>Java 21, JavaFX, ojalgo, CoinGecko API, Maven  |  github.com/CHIKOJgg/MarkowitzModel-java-crypto-analysis</w:t>
@@ -872,81 +872,81 @@
       <w:pPr>
         <w:pStyle w:val="ListParagraph"/>
         <w:spacing w:before="0" w:after="40" w:line="264" w:lineRule="auto"/>
-        <w:ind w:left="360"/>
+        <w:ind w:left="317"/>
       </w:pPr>
       <w:r>
         <w:rPr>
           <w:rFonts w:ascii="Calibri" w:hAnsi="Calibri"/>
           <w:b/>
-          <w:color w:val="1F3B57"/>
+          <w:color w:val="0D6E8E"/>
           <w:sz w:val="19"/>
         </w:rPr>
-        <w:t xml:space="preserve">•  </w:t>
+        <w:t xml:space="preserve">▸  </w:t>
       </w:r>
       <w:r>
         <w:rPr>
           <w:rFonts w:ascii="Calibri" w:hAnsi="Calibri"/>
           <w:b/>
-          <w:color w:val="1F3B57"/>
+          <w:color w:val="1A3650"/>
           <w:sz w:val="19"/>
         </w:rPr>
-        <w:t xml:space="preserve">Алгоритмические и портфельные модели: </w:t>
+        <w:t xml:space="preserve">Количественные альфа-модели:  </w:t>
       </w:r>
       <w:r>
         <w:rPr>
           <w:rFonts w:ascii="Calibri" w:hAnsi="Calibri"/>
-          <w:color w:val="222222"/>
+          <w:color w:val="1E1E1E"/>
           <w:sz w:val="19"/>
         </w:rPr>
-        <w:t>Разработал 12 количественных альфа-моделей (Momentum, EWMA, RSI, MACD, Bollinger) и 9 портфельных моделей распределения активов (Markowitz Mean-Variance, Risk Parity, HRP, CVaR, Black-Litterman).</w:t>
+        <w:t>Разработал 12 стратегий генерации альфы (Momentum, EWMA, RSI, MACD, Bollinger) и 9 моделей распределения активов (Markowitz Mean-Variance, Risk Parity, HRP, CVaR, Black-Litterman).</w:t>
       </w:r>
     </w:p>
     <w:p>
       <w:pPr>
         <w:pStyle w:val="ListParagraph"/>
         <w:spacing w:before="0" w:after="40" w:line="264" w:lineRule="auto"/>
-        <w:ind w:left="360"/>
+        <w:ind w:left="317"/>
       </w:pPr>
       <w:r>
         <w:rPr>
           <w:rFonts w:ascii="Calibri" w:hAnsi="Calibri"/>
           <w:b/>
-          <w:color w:val="1F3B57"/>
+          <w:color w:val="0D6E8E"/>
           <w:sz w:val="19"/>
         </w:rPr>
-        <w:t xml:space="preserve">•  </w:t>
+        <w:t xml:space="preserve">▸  </w:t>
       </w:r>
       <w:r>
         <w:rPr>
           <w:rFonts w:ascii="Calibri" w:hAnsi="Calibri"/>
           <w:b/>
-          <w:color w:val="1F3B57"/>
+          <w:color w:val="1A3650"/>
           <w:sz w:val="19"/>
         </w:rPr>
-        <w:t xml:space="preserve">Бэктестинг и стресс-тестирование: </w:t>
+        <w:t xml:space="preserve">Бэктестинг и риск-движок:  </w:t>
       </w:r>
       <w:r>
         <w:rPr>
           <w:rFonts w:ascii="Calibri" w:hAnsi="Calibri"/>
-          <w:color w:val="222222"/>
+          <w:color w:val="1E1E1E"/>
           <w:sz w:val="19"/>
         </w:rPr>
-        <w:t>Написал движок walk-forward тестирования с симуляцией Монте-Карло (геометрическое броуновское движение) и расчетом метрик риска в реальном времени: Sharpe, Sortino, Calmar, VaR/CVaR 95%.</w:t>
+        <w:t>Написал walk-forward бэктестинг с симуляцией Монте-Карло (GBM) и расчётом метрик: Sharpe, Sortino, Calmar, VaR/CVaR 95%, декомпозиция Brinson.</w:t>
       </w:r>
     </w:p>
     <w:p>
       <w:pPr>
         <w:keepNext/>
-        <w:spacing w:before="150" w:after="40"/>
+        <w:spacing w:before="200" w:after="60"/>
         <w:pBdr>
-          <w:bottom w:val="single" w:sz="6" w:space="2" w:color="1F3B57"/>
+          <w:bottom w:val="single" w:sz="5" w:space="2" w:color="1A3650"/>
         </w:pBdr>
       </w:pPr>
       <w:r>
         <w:rPr>
           <w:rFonts w:ascii="Calibri" w:hAnsi="Calibri"/>
           <w:b/>
-          <w:color w:val="1F3B57"/>
+          <w:color w:val="1A3650"/>
           <w:sz w:val="23"/>
         </w:rPr>
         <w:t>ОБРАЗОВАНИЕ И СЕРТИФИКАТЫ</w:t>
@@ -954,13 +954,13 @@
     </w:p>
     <w:p>
       <w:pPr>
-        <w:spacing w:before="60" w:after="20"/>
+        <w:spacing w:before="40" w:after="20"/>
       </w:pPr>
       <w:r>
         <w:rPr>
           <w:rFonts w:ascii="Calibri" w:hAnsi="Calibri"/>
           <w:b/>
-          <w:color w:val="1F3B57"/>
+          <w:color w:val="1A3650"/>
           <w:sz w:val="20"/>
         </w:rPr>
         <w:t>Белорусский государственный университет информатики и радиоэлектроники (БГУИР)</w:t>
@@ -968,34 +968,34 @@
     </w:p>
     <w:p>
       <w:pPr>
-        <w:spacing w:before="0" w:after="30"/>
+        <w:spacing w:after="30"/>
       </w:pPr>
       <w:r>
         <w:rPr>
           <w:rFonts w:ascii="Calibri" w:hAnsi="Calibri"/>
-          <w:color w:val="222222"/>
+          <w:color w:val="1E1E1E"/>
           <w:sz w:val="19"/>
         </w:rPr>
-        <w:t>Бакалавриат: Информационные системы и технологии  |  2024 – 2028  |  Минск, Беларусь</w:t>
+        <w:t>Бакалавриат: Информационные системы и технологии  |  2024 – 2028  |  Минск</w:t>
       </w:r>
     </w:p>
     <w:p>
       <w:pPr>
-        <w:spacing w:before="0" w:after="0"/>
+        <w:spacing w:after="0"/>
       </w:pPr>
       <w:r>
         <w:rPr>
           <w:rFonts w:ascii="Calibri" w:hAnsi="Calibri"/>
           <w:b/>
-          <w:color w:val="0E7090"/>
+          <w:color w:val="0D6E8E"/>
           <w:sz w:val="19"/>
         </w:rPr>
-        <w:t>Сертификат английского языка: EF SET — Score 70/100, C1 Advanced (Верификация: cert.efset.org/ru/cAsbkU)</w:t>
+        <w:t>Сертификат: EF SET — 70/100, C1 Advanced  |  cert.efset.org/ru/cAsbkU</w:t>
       </w:r>
     </w:p>
     <w:sectPr>
       <w:pgSz w:w="12240" w:h="15840"/>
-      <w:pgMar w:top="691" w:right="792" w:bottom="691" w:left="792" w:header="720" w:footer="720" w:gutter="0"/>
+      <w:pgMar w:top="634" w:right="749" w:bottom="634" w:left="749" w:header="720" w:footer="720" w:gutter="0"/>
       <w:cols w:space="720"/>
       <w:docGrid w:linePitch="360"/>
     </w:sectPr>
